--- a/samples/appendices/appendix_g_waste_calc_tables.docx
+++ b/samples/appendices/appendix_g_waste_calc_tables.docx
@@ -35,7 +35,18 @@
     </w:p>
     <w:p>
       <w:r>
+        <w:t>Checklist scope: {{ dwda_checklist_scope }}</w:t>
+      </w:r>
+    </w:p>
+    <w:p>
+      <w:r>
         <w:t>Report date: {{ date_of_issue }}</w:t>
+      </w:r>
+    </w:p>
+    <w:p/>
+    <w:p>
+      <w:r>
+        <w:t>Salinity within each DWDA may be assessed using Equivalent Salinity Guidelines. Hydrocarbons, metals, and other parameters must meet Alberta Tier 1/2 within the DWDA and across the remainder of the lease.</w:t>
       </w:r>
     </w:p>
     <w:p/>
@@ -52,21 +63,24 @@
         <w:tblLook w:firstColumn="1" w:firstRow="1" w:lastColumn="0" w:lastRow="0" w:noHBand="0" w:noVBand="1" w:val="04A0"/>
       </w:tblPr>
       <w:tblGrid>
-        <w:gridCol w:w="864"/>
-        <w:gridCol w:w="864"/>
-        <w:gridCol w:w="864"/>
-        <w:gridCol w:w="864"/>
-        <w:gridCol w:w="864"/>
-        <w:gridCol w:w="864"/>
-        <w:gridCol w:w="864"/>
-        <w:gridCol w:w="864"/>
-        <w:gridCol w:w="864"/>
-        <w:gridCol w:w="864"/>
+        <w:gridCol w:w="665"/>
+        <w:gridCol w:w="665"/>
+        <w:gridCol w:w="665"/>
+        <w:gridCol w:w="665"/>
+        <w:gridCol w:w="665"/>
+        <w:gridCol w:w="665"/>
+        <w:gridCol w:w="665"/>
+        <w:gridCol w:w="665"/>
+        <w:gridCol w:w="665"/>
+        <w:gridCol w:w="665"/>
+        <w:gridCol w:w="665"/>
+        <w:gridCol w:w="665"/>
+        <w:gridCol w:w="665"/>
       </w:tblGrid>
       <w:tr>
         <w:tc>
           <w:tcPr>
-            <w:tcW w:type="dxa" w:w="864"/>
+            <w:tcW w:type="dxa" w:w="665"/>
           </w:tcPr>
           <w:p>
             <w:r>
@@ -76,7 +90,7 @@
         </w:tc>
         <w:tc>
           <w:tcPr>
-            <w:tcW w:type="dxa" w:w="864"/>
+            <w:tcW w:type="dxa" w:w="665"/>
           </w:tcPr>
           <w:p>
             <w:r>
@@ -86,7 +100,7 @@
         </w:tc>
         <w:tc>
           <w:tcPr>
-            <w:tcW w:type="dxa" w:w="864"/>
+            <w:tcW w:type="dxa" w:w="665"/>
           </w:tcPr>
           <w:p>
             <w:r>
@@ -96,7 +110,7 @@
         </w:tc>
         <w:tc>
           <w:tcPr>
-            <w:tcW w:type="dxa" w:w="864"/>
+            <w:tcW w:type="dxa" w:w="665"/>
           </w:tcPr>
           <w:p>
             <w:r>
@@ -106,7 +120,7 @@
         </w:tc>
         <w:tc>
           <w:tcPr>
-            <w:tcW w:type="dxa" w:w="864"/>
+            <w:tcW w:type="dxa" w:w="665"/>
           </w:tcPr>
           <w:p>
             <w:r>
@@ -116,7 +130,7 @@
         </w:tc>
         <w:tc>
           <w:tcPr>
-            <w:tcW w:type="dxa" w:w="864"/>
+            <w:tcW w:type="dxa" w:w="665"/>
           </w:tcPr>
           <w:p>
             <w:r>
@@ -126,7 +140,7 @@
         </w:tc>
         <w:tc>
           <w:tcPr>
-            <w:tcW w:type="dxa" w:w="864"/>
+            <w:tcW w:type="dxa" w:w="665"/>
           </w:tcPr>
           <w:p>
             <w:r>
@@ -136,7 +150,7 @@
         </w:tc>
         <w:tc>
           <w:tcPr>
-            <w:tcW w:type="dxa" w:w="864"/>
+            <w:tcW w:type="dxa" w:w="665"/>
           </w:tcPr>
           <w:p>
             <w:r>
@@ -146,7 +160,7 @@
         </w:tc>
         <w:tc>
           <w:tcPr>
-            <w:tcW w:type="dxa" w:w="864"/>
+            <w:tcW w:type="dxa" w:w="665"/>
           </w:tcPr>
           <w:p>
             <w:r>
@@ -156,7 +170,7 @@
         </w:tc>
         <w:tc>
           <w:tcPr>
-            <w:tcW w:type="dxa" w:w="864"/>
+            <w:tcW w:type="dxa" w:w="665"/>
           </w:tcPr>
           <w:p>
             <w:r>
@@ -164,12 +178,42 @@
             </w:r>
           </w:p>
         </w:tc>
+        <w:tc>
+          <w:tcPr>
+            <w:tcW w:type="dxa" w:w="665"/>
+          </w:tcPr>
+          <w:p>
+            <w:r>
+              <w:t>DWDA ID</w:t>
+            </w:r>
+          </w:p>
+        </w:tc>
+        <w:tc>
+          <w:tcPr>
+            <w:tcW w:type="dxa" w:w="665"/>
+          </w:tcPr>
+          <w:p>
+            <w:r>
+              <w:t>Area (m2)</w:t>
+            </w:r>
+          </w:p>
+        </w:tc>
+        <w:tc>
+          <w:tcPr>
+            <w:tcW w:type="dxa" w:w="665"/>
+          </w:tcPr>
+          <w:p>
+            <w:r>
+              <w:t>Salinity exceedance</w:t>
+            </w:r>
+          </w:p>
+        </w:tc>
       </w:tr>
       <w:tr>
         <w:tc>
           <w:tcPr>
-            <w:tcW w:type="dxa" w:w="8640"/>
-            <w:gridSpan w:val="10"/>
+            <w:tcW w:type="dxa" w:w="8645"/>
+            <w:gridSpan w:val="13"/>
           </w:tcPr>
           <w:p>
             <w:r>
@@ -181,7 +225,7 @@
       <w:tr>
         <w:tc>
           <w:tcPr>
-            <w:tcW w:type="dxa" w:w="864"/>
+            <w:tcW w:type="dxa" w:w="665"/>
           </w:tcPr>
           <w:p>
             <w:r>
@@ -191,7 +235,7 @@
         </w:tc>
         <w:tc>
           <w:tcPr>
-            <w:tcW w:type="dxa" w:w="864"/>
+            <w:tcW w:type="dxa" w:w="665"/>
           </w:tcPr>
           <w:p>
             <w:r>
@@ -201,7 +245,7 @@
         </w:tc>
         <w:tc>
           <w:tcPr>
-            <w:tcW w:type="dxa" w:w="864"/>
+            <w:tcW w:type="dxa" w:w="665"/>
           </w:tcPr>
           <w:p>
             <w:r>
@@ -211,7 +255,7 @@
         </w:tc>
         <w:tc>
           <w:tcPr>
-            <w:tcW w:type="dxa" w:w="864"/>
+            <w:tcW w:type="dxa" w:w="665"/>
           </w:tcPr>
           <w:p>
             <w:r>
@@ -221,7 +265,7 @@
         </w:tc>
         <w:tc>
           <w:tcPr>
-            <w:tcW w:type="dxa" w:w="864"/>
+            <w:tcW w:type="dxa" w:w="665"/>
           </w:tcPr>
           <w:p>
             <w:r>
@@ -231,7 +275,7 @@
         </w:tc>
         <w:tc>
           <w:tcPr>
-            <w:tcW w:type="dxa" w:w="864"/>
+            <w:tcW w:type="dxa" w:w="665"/>
           </w:tcPr>
           <w:p>
             <w:r>
@@ -241,7 +285,7 @@
         </w:tc>
         <w:tc>
           <w:tcPr>
-            <w:tcW w:type="dxa" w:w="864"/>
+            <w:tcW w:type="dxa" w:w="665"/>
           </w:tcPr>
           <w:p>
             <w:r>
@@ -251,7 +295,7 @@
         </w:tc>
         <w:tc>
           <w:tcPr>
-            <w:tcW w:type="dxa" w:w="864"/>
+            <w:tcW w:type="dxa" w:w="665"/>
           </w:tcPr>
           <w:p>
             <w:r>
@@ -261,7 +305,7 @@
         </w:tc>
         <w:tc>
           <w:tcPr>
-            <w:tcW w:type="dxa" w:w="864"/>
+            <w:tcW w:type="dxa" w:w="665"/>
           </w:tcPr>
           <w:p>
             <w:r>
@@ -271,11 +315,155 @@
         </w:tc>
         <w:tc>
           <w:tcPr>
-            <w:tcW w:type="dxa" w:w="864"/>
+            <w:tcW w:type="dxa" w:w="665"/>
           </w:tcPr>
           <w:p>
             <w:r>
               <w:t>{{ item.waste_manifest_refs }}</w:t>
+            </w:r>
+          </w:p>
+        </w:tc>
+        <w:tc>
+          <w:tcPr>
+            <w:tcW w:type="dxa" w:w="665"/>
+          </w:tcPr>
+          <w:p>
+            <w:r>
+              <w:t>{{ item.dwda_id }}</w:t>
+            </w:r>
+          </w:p>
+        </w:tc>
+        <w:tc>
+          <w:tcPr>
+            <w:tcW w:type="dxa" w:w="665"/>
+          </w:tcPr>
+          <w:p>
+            <w:r>
+              <w:t>{{ item.area_m2 }}</w:t>
+            </w:r>
+          </w:p>
+        </w:tc>
+        <w:tc>
+          <w:tcPr>
+            <w:tcW w:type="dxa" w:w="665"/>
+          </w:tcPr>
+          <w:p>
+            <w:r>
+              <w:t>{{ item.salinity_exceedance }}</w:t>
+            </w:r>
+          </w:p>
+        </w:tc>
+      </w:tr>
+      <w:tr>
+        <w:tc>
+          <w:tcPr>
+            <w:tcW w:type="dxa" w:w="8645"/>
+            <w:gridSpan w:val="13"/>
+          </w:tcPr>
+          <w:p>
+            <w:r>
+              <w:t>{%tr endfor %}</w:t>
+            </w:r>
+          </w:p>
+        </w:tc>
+      </w:tr>
+    </w:tbl>
+    <w:p/>
+    <w:p>
+      <w:pPr>
+        <w:pStyle w:val="Heading2"/>
+      </w:pPr>
+      <w:r>
+        <w:t>DWDA calculation summary</w:t>
+      </w:r>
+    </w:p>
+    <w:p>
+      <w:r>
+        <w:t>{{ dwda_calc_summary }}</w:t>
+      </w:r>
+    </w:p>
+    <w:p>
+      <w:r>
+        <w:t>Metal (barite sacks per metre): {{ dwda_metal_sacks_per_metre }} — Pass: {{ dwda_metal_pass }}</w:t>
+      </w:r>
+    </w:p>
+    <w:p>
+      <w:r>
+        <w:t>Salt (NaOH-equiv sacks per m³): {{ dwda_salt_sacks_per_m3 }} — Pass: {{ dwda_salt_pass }}</w:t>
+      </w:r>
+    </w:p>
+    <w:p>
+      <w:r>
+        <w:t>DST resistivity sacks: {{ dwda_dst_resistivity_sacks_total }} | Chloride sacks: {{ dwda_dst_chloride_sacks_total }}</w:t>
+      </w:r>
+    </w:p>
+    <w:p/>
+    <w:p>
+      <w:r>
+        <w:t>Calculation detail:</w:t>
+      </w:r>
+    </w:p>
+    <w:tbl>
+      <w:tblPr>
+        <w:tblStyle w:val="TableGrid"/>
+        <w:tblW w:type="auto" w:w="0"/>
+        <w:tblLook w:firstColumn="1" w:firstRow="1" w:lastColumn="0" w:lastRow="0" w:noHBand="0" w:noVBand="1" w:val="04A0"/>
+      </w:tblPr>
+      <w:tblGrid>
+        <w:gridCol w:w="1728"/>
+        <w:gridCol w:w="1728"/>
+        <w:gridCol w:w="1728"/>
+        <w:gridCol w:w="1728"/>
+        <w:gridCol w:w="1728"/>
+      </w:tblGrid>
+      <w:tr>
+        <w:tc>
+          <w:tcPr>
+            <w:tcW w:type="dxa" w:w="1728"/>
+          </w:tcPr>
+          <w:p>
+            <w:r>
+              <w:t>Type</w:t>
+            </w:r>
+          </w:p>
+        </w:tc>
+        <w:tc>
+          <w:tcPr>
+            <w:tcW w:type="dxa" w:w="1728"/>
+          </w:tcPr>
+          <w:p>
+            <w:r>
+              <w:t>Result</w:t>
+            </w:r>
+          </w:p>
+        </w:tc>
+        <w:tc>
+          <w:tcPr>
+            <w:tcW w:type="dxa" w:w="1728"/>
+          </w:tcPr>
+          <w:p>
+            <w:r>
+              <w:t>Objective</w:t>
+            </w:r>
+          </w:p>
+        </w:tc>
+        <w:tc>
+          <w:tcPr>
+            <w:tcW w:type="dxa" w:w="1728"/>
+          </w:tcPr>
+          <w:p>
+            <w:r>
+              <w:t>Pass</w:t>
+            </w:r>
+          </w:p>
+        </w:tc>
+        <w:tc>
+          <w:tcPr>
+            <w:tcW w:type="dxa" w:w="1728"/>
+          </w:tcPr>
+          <w:p>
+            <w:r>
+              <w:t>Notes</w:t>
             </w:r>
           </w:p>
         </w:tc>
@@ -284,7 +472,72 @@
         <w:tc>
           <w:tcPr>
             <w:tcW w:type="dxa" w:w="8640"/>
-            <w:gridSpan w:val="10"/>
+            <w:gridSpan w:val="5"/>
+          </w:tcPr>
+          <w:p>
+            <w:r>
+              <w:t>{%tr for item in dwda_calculations %}</w:t>
+            </w:r>
+          </w:p>
+        </w:tc>
+      </w:tr>
+      <w:tr>
+        <w:tc>
+          <w:tcPr>
+            <w:tcW w:type="dxa" w:w="1728"/>
+          </w:tcPr>
+          <w:p>
+            <w:r>
+              <w:t>{{ item.calc_type }}</w:t>
+            </w:r>
+          </w:p>
+        </w:tc>
+        <w:tc>
+          <w:tcPr>
+            <w:tcW w:type="dxa" w:w="1728"/>
+          </w:tcPr>
+          <w:p>
+            <w:r>
+              <w:t>{{ item.result_value }}</w:t>
+            </w:r>
+          </w:p>
+        </w:tc>
+        <w:tc>
+          <w:tcPr>
+            <w:tcW w:type="dxa" w:w="1728"/>
+          </w:tcPr>
+          <w:p>
+            <w:r>
+              <w:t>{{ item.objective }}</w:t>
+            </w:r>
+          </w:p>
+        </w:tc>
+        <w:tc>
+          <w:tcPr>
+            <w:tcW w:type="dxa" w:w="1728"/>
+          </w:tcPr>
+          <w:p>
+            <w:r>
+              <w:t>{{ item.pass }}</w:t>
+            </w:r>
+          </w:p>
+        </w:tc>
+        <w:tc>
+          <w:tcPr>
+            <w:tcW w:type="dxa" w:w="1728"/>
+          </w:tcPr>
+          <w:p>
+            <w:r>
+              <w:t>{{ item.notes }}</w:t>
+            </w:r>
+          </w:p>
+        </w:tc>
+      </w:tr>
+      <w:tr>
+        <w:tc>
+          <w:tcPr>
+            <w:tcW w:type="dxa" w:w="8640"/>
+            <w:gridSpan w:val="5"/>
           </w:tcPr>
           <w:p>
             <w:r>
